--- a/Finals_Track3_Deliverables/4_Presentation_Script_and_Simulation_Guide.docx
+++ b/Finals_Track3_Deliverables/4_Presentation_Script_and_Simulation_Guide.docx
@@ -72,7 +72,7 @@
                 <w:color w:val="1E293B"/>
                 <w:sz w:val="17"/>
               </w:rPr>
-              <w:t>L-MINER Mk-II Lunar Prospector</w:t>
+              <w:t>L-MINER Mk-II Autonomous Prospecting Payload</w:t>
             </w:r>
           </w:p>
         </w:tc>
@@ -355,7 +355,7 @@
       <w:r>
         <w:t>Visual: High-contrast render of L-MINER on lunar crater rim with glowing cyan sensor beam.</w:t>
         <w:br/>
-        <w:t>Script: 'Honorable judges and organizing committee, good morning. We are Team L-MINER from the Institute of Space Technology, Islamabad. Today, we present L-MINER Mk-II: an autonomous multi-tier rover engineered for subsurface volatile prospecting and mineral classification in the cryogenic cold traps of the lunar South Pole.'</w:t>
+        <w:t>Script: 'Honorable judges and organizing committee, good morning. We are Team L-MINER from the Institute of Space Technology, Islamabad. Today, we present L-MINER Mk-II: an autonomous multi-tier prospecting payload engineered for subsurface volatile detection and mineral classification in the cryogenic cold traps of the lunar South Pole.'</w:t>
       </w:r>
     </w:p>
     <w:p>
@@ -515,7 +515,7 @@
       <w:r>
         <w:t>Visual: Live screen-switch to interactive Streamlit Mission Control HUD and 3D WebGL Digital Twin.</w:t>
         <w:br/>
-        <w:t>Script: [Hajra] 'Let us examine the live system in operation. Here on our Mission HUD, you see the real-time avionics telemetry. When we command a scan, our dual GPR and spectrometer plots immediately generate measured curves against laboratory standards.'</w:t>
+        <w:t>Script: [Hajra] 'Let us examine the live system in operation. Here on our Mission HUD, you see the real-time payload avionics telemetry. When we command a scan, our dual GPR and spectrometer plots immediately generate measured curves against laboratory standards.'</w:t>
         <w:br/>
         <w:t>[Saad] 'Opening the 3D Digital Twin, judges can observe the 96x96 polar terrain under 3-degree low-angle solar lighting. As the rover moves, subterranean deposit ellipsoids appear at their exact classified depths, scaled by machine learning confidence.'</w:t>
       </w:r>
@@ -557,7 +557,7 @@
       <w:r>
         <w:t>Visual: Comparative benchmark table: L-MINER vs. Traditional Teleoperated Rovers.</w:t>
         <w:br/>
-        <w:t>Script: 'Comparing L-MINER against conventional space rovers demonstrates a 14x increase in survey throughput, zero Earth-operator latency bottlenecks, and 100% mission survivability across 36 test cells.'</w:t>
+        <w:t>Script: 'Comparing L-MINER against conventional teleoperated planetary payloads demonstrates a 14x increase in survey throughput, zero Earth-operator latency bottlenecks, and 100% mission survivability across 36 test cells.'</w:t>
       </w:r>
     </w:p>
     <w:p>
@@ -617,7 +617,7 @@
       <w:r>
         <w:t>Visual: Mission summary takeaway slide with team contact information and project QR code.</w:t>
         <w:br/>
-        <w:t>Script: 'In conclusion, L-MINER Mk-II proves that autonomous multi-tier rovers can unlock the resources of the lunar South Pole. Thank you, honorable judges. We are now ready for your questions.'</w:t>
+        <w:t>Script: 'In conclusion, L-MINER Mk-II proves that autonomous multi-tier science payloads can unlock the resources of the lunar South Pole. Thank you, honorable judges. We are now ready for your questions.'</w:t>
       </w:r>
     </w:p>
     <w:p>
